--- a/docs/RelazioneProgettoWebApp.docx
+++ b/docs/RelazioneProgettoWebApp.docx
@@ -10,6 +10,7 @@
           <w:docPartUnique/>
         </w:docPartObj>
       </w:sdtPr>
+      <w:sdtEndPr/>
       <w:sdtContent>
         <w:p>
           <w:r>
@@ -88,6 +89,7 @@
                                     <w:calendar w:val="gregorian"/>
                                   </w:date>
                                 </w:sdtPr>
+                                <w:sdtEndPr/>
                                 <w:sdtContent>
                                   <w:p>
                                     <w:pPr>
@@ -154,6 +156,7 @@
                               <w:calendar w:val="gregorian"/>
                             </w:date>
                           </w:sdtPr>
+                          <w:sdtEndPr/>
                           <w:sdtContent>
                             <w:p>
                               <w:pPr>
@@ -293,6 +296,7 @@
                                     <w:dataBinding w:prefixMappings="xmlns:ns0='http://purl.org/dc/elements/1.1/' xmlns:ns1='http://schemas.openxmlformats.org/package/2006/metadata/core-properties' " w:xpath="/ns1:coreProperties[1]/ns0:title[1]" w:storeItemID="{6C3C8BC8-F283-45AE-878A-BAB7291924A1}"/>
                                     <w:text/>
                                   </w:sdtPr>
+                                  <w:sdtEndPr/>
                                   <w:sdtContent>
                                     <w:r>
                                       <w:rPr>
@@ -300,25 +304,7 @@
                                         <w:sz w:val="72"/>
                                         <w:szCs w:val="72"/>
                                       </w:rPr>
-                                      <w:t xml:space="preserve">Progetto </w:t>
-                                    </w:r>
-                                    <w:proofErr w:type="spellStart"/>
-                                    <w:r>
-                                      <w:rPr>
-                                        <w:color w:val="548BB7" w:themeColor="accent1"/>
-                                        <w:sz w:val="72"/>
-                                        <w:szCs w:val="72"/>
-                                      </w:rPr>
-                                      <w:t>WebApp</w:t>
-                                    </w:r>
-                                    <w:proofErr w:type="spellEnd"/>
-                                    <w:r>
-                                      <w:rPr>
-                                        <w:color w:val="548BB7" w:themeColor="accent1"/>
-                                        <w:sz w:val="72"/>
-                                        <w:szCs w:val="72"/>
-                                      </w:rPr>
-                                      <w:t xml:space="preserve"> </w:t>
+                                      <w:t>Progetto WebApp</w:t>
                                     </w:r>
                                   </w:sdtContent>
                                 </w:sdt>
@@ -337,6 +323,7 @@
                                   <w:dataBinding w:prefixMappings="xmlns:ns0='http://purl.org/dc/elements/1.1/' xmlns:ns1='http://schemas.openxmlformats.org/package/2006/metadata/core-properties' " w:xpath="/ns1:coreProperties[1]/ns0:subject[1]" w:storeItemID="{6C3C8BC8-F283-45AE-878A-BAB7291924A1}"/>
                                   <w:text/>
                                 </w:sdtPr>
+                                <w:sdtEndPr/>
                                 <w:sdtContent>
                                   <w:p>
                                     <w:pPr>
@@ -375,6 +362,7 @@
                                   <w:dataBinding w:prefixMappings="xmlns:ns0='http://purl.org/dc/elements/1.1/' xmlns:ns1='http://schemas.openxmlformats.org/package/2006/metadata/core-properties' " w:xpath="/ns1:coreProperties[1]/ns0:creator[1]" w:storeItemID="{6C3C8BC8-F283-45AE-878A-BAB7291924A1}"/>
                                   <w:text/>
                                 </w:sdtPr>
+                                <w:sdtEndPr/>
                                 <w:sdtContent>
                                   <w:p>
                                     <w:pPr>
@@ -451,6 +439,7 @@
                               <w:dataBinding w:prefixMappings="xmlns:ns0='http://purl.org/dc/elements/1.1/' xmlns:ns1='http://schemas.openxmlformats.org/package/2006/metadata/core-properties' " w:xpath="/ns1:coreProperties[1]/ns0:title[1]" w:storeItemID="{6C3C8BC8-F283-45AE-878A-BAB7291924A1}"/>
                               <w:text/>
                             </w:sdtPr>
+                            <w:sdtEndPr/>
                             <w:sdtContent>
                               <w:r>
                                 <w:rPr>
@@ -458,25 +447,7 @@
                                   <w:sz w:val="72"/>
                                   <w:szCs w:val="72"/>
                                 </w:rPr>
-                                <w:t xml:space="preserve">Progetto </w:t>
-                              </w:r>
-                              <w:proofErr w:type="spellStart"/>
-                              <w:r>
-                                <w:rPr>
-                                  <w:color w:val="548BB7" w:themeColor="accent1"/>
-                                  <w:sz w:val="72"/>
-                                  <w:szCs w:val="72"/>
-                                </w:rPr>
-                                <w:t>WebApp</w:t>
-                              </w:r>
-                              <w:proofErr w:type="spellEnd"/>
-                              <w:r>
-                                <w:rPr>
-                                  <w:color w:val="548BB7" w:themeColor="accent1"/>
-                                  <w:sz w:val="72"/>
-                                  <w:szCs w:val="72"/>
-                                </w:rPr>
-                                <w:t xml:space="preserve"> </w:t>
+                                <w:t>Progetto WebApp</w:t>
                               </w:r>
                             </w:sdtContent>
                           </w:sdt>
@@ -495,6 +466,7 @@
                             <w:dataBinding w:prefixMappings="xmlns:ns0='http://purl.org/dc/elements/1.1/' xmlns:ns1='http://schemas.openxmlformats.org/package/2006/metadata/core-properties' " w:xpath="/ns1:coreProperties[1]/ns0:subject[1]" w:storeItemID="{6C3C8BC8-F283-45AE-878A-BAB7291924A1}"/>
                             <w:text/>
                           </w:sdtPr>
+                          <w:sdtEndPr/>
                           <w:sdtContent>
                             <w:p>
                               <w:pPr>
@@ -533,6 +505,7 @@
                             <w:dataBinding w:prefixMappings="xmlns:ns0='http://purl.org/dc/elements/1.1/' xmlns:ns1='http://schemas.openxmlformats.org/package/2006/metadata/core-properties' " w:xpath="/ns1:coreProperties[1]/ns0:creator[1]" w:storeItemID="{6C3C8BC8-F283-45AE-878A-BAB7291924A1}"/>
                             <w:text/>
                           </w:sdtPr>
+                          <w:sdtEndPr/>
                           <w:sdtContent>
                             <w:p>
                               <w:pPr>
@@ -689,13 +662,8 @@
         <w:t xml:space="preserve"> la creazione di </w:t>
       </w:r>
       <w:r>
-        <w:t xml:space="preserve">un sistema corretto, sicuro e </w:t>
-      </w:r>
-      <w:proofErr w:type="spellStart"/>
-      <w:r>
-        <w:t>manutenibile</w:t>
-      </w:r>
-      <w:proofErr w:type="spellEnd"/>
+        <w:t>un sistema corretto, sicuro e manutenibile</w:t>
+      </w:r>
       <w:r>
         <w:t>. Il focus, quindi, è stato posto sul mantenere la separazione</w:t>
       </w:r>
@@ -787,7 +755,13 @@
         <w:t>che</w:t>
       </w:r>
       <w:r>
-        <w:t xml:space="preserve"> astrae i dati principali di un classico gioco da tavola. </w:t>
+        <w:t xml:space="preserve"> astrae i dati principali di un classico gioco da tavol</w:t>
+      </w:r>
+      <w:r>
+        <w:t>o</w:t>
+      </w:r>
+      <w:r>
+        <w:t xml:space="preserve">. </w:t>
       </w:r>
       <w:r>
         <w:t>Ogni record è identificato da un I</w:t>
@@ -798,7 +772,6 @@
       <w:r>
         <w:t xml:space="preserve"> </w:t>
       </w:r>
-      <w:proofErr w:type="spellStart"/>
       <w:r>
         <w:t>aut</w:t>
       </w:r>
@@ -808,7 +781,6 @@
       <w:r>
         <w:t>incrementale</w:t>
       </w:r>
-      <w:proofErr w:type="spellEnd"/>
       <w:r>
         <w:t xml:space="preserve"> che lo identifica univocamente all’interno della collezione</w:t>
       </w:r>
@@ -1488,6 +1460,30 @@
         <w:t xml:space="preserve"> </w:t>
       </w:r>
       <w:r>
+        <w:t>Per supportare l’architettura SPA del front-end</w:t>
+      </w:r>
+      <w:r>
+        <w:t xml:space="preserve"> implementa anche una rotta di fallback</w:t>
+      </w:r>
+      <w:r>
+        <w:t xml:space="preserve">. Tale rotta intercetta tutte le richieste GET non destinate </w:t>
+      </w:r>
+      <w:r>
+        <w:t>alle API restituendo il file index.html</w:t>
+      </w:r>
+      <w:r>
+        <w:t xml:space="preserve">. Essa è fondamentale per risolvere </w:t>
+      </w:r>
+      <w:r>
+        <w:t>i percorsi</w:t>
+      </w:r>
+      <w:r>
+        <w:t xml:space="preserve"> in caso di ricaricamento volontario della pagina da parte dell’utente.</w:t>
+      </w:r>
+      <w:r>
+        <w:t xml:space="preserve"> </w:t>
+      </w:r>
+      <w:r>
         <w:t xml:space="preserve">La gestione degli errori è centralizzata nel router tramite la funzione </w:t>
       </w:r>
       <m:oMath>
@@ -1700,6 +1696,9 @@
       </w:r>
     </w:p>
     <w:p>
+      <w:pPr>
+        <w:spacing w:after="0"/>
+      </w:pPr>
       <w:r>
         <w:t>Le rotte implementate coprono le operazioni CRUD standard sull’entità Games</w:t>
       </w:r>
@@ -2084,7 +2083,17 @@
       </w:r>
     </w:p>
     <w:p>
-      <w:r>
+      <w:pPr>
+        <w:spacing w:before="100" w:after="200" w:line="276" w:lineRule="auto"/>
+        <w:jc w:val="left"/>
+      </w:pPr>
+      <w:r>
+        <w:br w:type="page"/>
+      </w:r>
+    </w:p>
+    <w:p>
+      <w:r>
+        <w:lastRenderedPageBreak/>
         <w:t>L’endpoint GET /games supporta un sistema di filtraggio dinamico:</w:t>
       </w:r>
       <w:r>
@@ -2315,7 +2324,6 @@
         <w:pStyle w:val="Titolo1"/>
       </w:pPr>
       <w:r>
-        <w:lastRenderedPageBreak/>
         <w:t>Front-end</w:t>
       </w:r>
     </w:p>
@@ -2361,34 +2369,40 @@
         <w:t>main</w:t>
       </w:r>
       <w:r>
+        <w:t xml:space="preserve"> assieme a </w:t>
+      </w:r>
+      <w:r>
+        <w:rPr>
+          <w:rStyle w:val="Enfasiintensa"/>
+        </w:rPr>
+        <w:t>route</w:t>
+      </w:r>
+      <w:r>
+        <w:rPr>
+          <w:rStyle w:val="Enfasiintensa"/>
+        </w:rPr>
+        <w:t>r</w:t>
+      </w:r>
+      <w:r>
+        <w:t xml:space="preserve"> gestisce il ciclo di vita della pagina. Il primo, infatti, si occupa di ricaricare le viste in base al percorso richiesto.</w:t>
+      </w:r>
+      <w:r>
+        <w:t xml:space="preserve"> Il secondo, invece, si occupa di intercettare gli eventi di navigazione del browser e di tradurre quelli</w:t>
+      </w:r>
+      <w:r>
+        <w:t xml:space="preserve"> interni della pagina avvisando il main di eventuali modifiche alle rotte. </w:t>
+      </w:r>
+      <w:r>
+        <w:t xml:space="preserve">Tale meccanismo </w:t>
+      </w:r>
+      <w:r>
+        <w:t>permette di non ricaricare mai la pagina ed</w:t>
+      </w:r>
+      <w:r>
         <w:t xml:space="preserve"> </w:t>
       </w:r>
       <w:r>
-        <w:t>gesti</w:t>
-      </w:r>
-      <w:r>
-        <w:t>sce il</w:t>
-      </w:r>
-      <w:r>
-        <w:t xml:space="preserve"> ciclo di vita della pagina</w:t>
-      </w:r>
-      <w:r>
-        <w:t xml:space="preserve">. Esso intercetta </w:t>
-      </w:r>
-      <w:r>
-        <w:t xml:space="preserve">gli eventi di navigazione e </w:t>
-      </w:r>
-      <w:r>
-        <w:t>gestisce il</w:t>
-      </w:r>
-      <w:r>
-        <w:t xml:space="preserve"> routing lato client senza mai </w:t>
-      </w:r>
-      <w:r>
-        <w:t>ricaricare</w:t>
-      </w:r>
-      <w:r>
-        <w:t xml:space="preserve">. Tale meccanismo è realizzato creando una pagina </w:t>
+        <w:t xml:space="preserve">è realizzato creando una pagina </w:t>
       </w:r>
       <w:r>
         <w:rPr>
@@ -2821,9 +2835,23 @@
     </w:p>
     <w:p>
       <w:pPr>
+        <w:spacing w:before="100" w:after="200" w:line="276" w:lineRule="auto"/>
+        <w:jc w:val="left"/>
+        <w:rPr>
+          <w:caps/>
+          <w:spacing w:val="15"/>
+        </w:rPr>
+      </w:pPr>
+      <w:r>
+        <w:br w:type="page"/>
+      </w:r>
+    </w:p>
+    <w:p>
+      <w:pPr>
         <w:pStyle w:val="Titolo2"/>
       </w:pPr>
       <w:r>
+        <w:lastRenderedPageBreak/>
         <w:t>UI/UX</w:t>
       </w:r>
     </w:p>
@@ -3054,17 +3082,7 @@
       </w:r>
     </w:p>
     <w:p>
-      <w:pPr>
-        <w:spacing w:before="100" w:after="200" w:line="276" w:lineRule="auto"/>
-        <w:jc w:val="left"/>
-      </w:pPr>
-      <w:r>
-        <w:br w:type="page"/>
-      </w:r>
-    </w:p>
-    <w:p>
-      <w:r>
-        <w:lastRenderedPageBreak/>
+      <w:r>
         <w:t>Particolare attenzione</w:t>
       </w:r>
       <w:r>
@@ -3440,6 +3458,7 @@
           <w:dataBinding w:prefixMappings="xmlns:ns0='http://purl.org/dc/elements/1.1/' xmlns:ns1='http://schemas.openxmlformats.org/package/2006/metadata/core-properties' " w:xpath="/ns1:coreProperties[1]/ns0:creator[1]" w:storeItemID="{6C3C8BC8-F283-45AE-878A-BAB7291924A1}"/>
           <w:text/>
         </w:sdtPr>
+        <w:sdtEndPr/>
         <w:sdtContent>
           <w:tc>
             <w:tcPr>
@@ -4301,6 +4320,7 @@
   <w:style w:type="character" w:default="1" w:styleId="Carpredefinitoparagrafo">
     <w:name w:val="Default Paragraph Font"/>
     <w:uiPriority w:val="1"/>
+    <w:semiHidden/>
     <w:unhideWhenUsed/>
   </w:style>
   <w:style w:type="table" w:default="1" w:styleId="Tabellanormale">
@@ -5823,7 +5843,9 @@
   </w:compat>
   <w:rsids>
     <w:rsidRoot w:val="00F10E7E"/>
+    <w:rsid w:val="0004558D"/>
     <w:rsid w:val="004F36E3"/>
+    <w:rsid w:val="00746361"/>
     <w:rsid w:val="00E96646"/>
     <w:rsid w:val="00F10E7E"/>
   </w:rsids>
